--- a/DAY-2/LAB EXERCISE/Lab Exercise 13- ClusterIP in Service in Kubernetes.docx
+++ b/DAY-2/LAB EXERCISE/Lab Exercise 13- ClusterIP in Service in Kubernetes.docx
@@ -66,6 +66,7 @@
         </w:rPr>
         <w:t xml:space="preserve"> </w:t>
       </w:r>
+      <w:proofErr w:type="spellStart"/>
       <w:r>
         <w:rPr>
           <w:rFonts w:ascii="Georgia" w:hAnsi="Georgia"/>
@@ -76,6 +77,7 @@
         </w:rPr>
         <w:t>ClusterIP</w:t>
       </w:r>
+      <w:proofErr w:type="spellEnd"/>
       <w:r>
         <w:rPr>
           <w:rFonts w:ascii="Georgia" w:hAnsi="Georgia"/>
@@ -132,10 +134,95 @@
       <w:r>
         <w:rPr>
           <w:rFonts w:ascii="Georgia" w:hAnsi="Georgia"/>
-          <w:sz w:val="24"/>
-          <w:szCs w:val="24"/>
-        </w:rPr>
-        <w:t>A ClusterIP is the default type of service in Kubernetes. It provides a stable internal IP address for the service, which is accessible only within the cluster. This is useful for internal communication between services within the cluster.</w:t>
+          <w:noProof/>
+          <w:sz w:val="24"/>
+          <w:szCs w:val="24"/>
+        </w:rPr>
+        <mc:AlternateContent>
+          <mc:Choice Requires="wpi">
+            <w:drawing>
+              <wp:anchor distT="0" distB="0" distL="114300" distR="114300" simplePos="0" relativeHeight="251659264" behindDoc="0" locked="0" layoutInCell="1" allowOverlap="1" wp14:anchorId="1E356F90" wp14:editId="298D4149">
+                <wp:simplePos x="0" y="0"/>
+                <wp:positionH relativeFrom="column">
+                  <wp:posOffset>1464330</wp:posOffset>
+                </wp:positionH>
+                <wp:positionV relativeFrom="paragraph">
+                  <wp:posOffset>234870</wp:posOffset>
+                </wp:positionV>
+                <wp:extent cx="14760" cy="15840"/>
+                <wp:effectExtent l="57150" t="57150" r="42545" b="41910"/>
+                <wp:wrapNone/>
+                <wp:docPr id="1306900659" name="Ink 1"/>
+                <wp:cNvGraphicFramePr/>
+                <a:graphic xmlns:a="http://schemas.openxmlformats.org/drawingml/2006/main">
+                  <a:graphicData uri="http://schemas.microsoft.com/office/word/2010/wordprocessingInk">
+                    <w14:contentPart bwMode="auto" r:id="rId8">
+                      <w14:nvContentPartPr>
+                        <w14:cNvContentPartPr/>
+                      </w14:nvContentPartPr>
+                      <w14:xfrm>
+                        <a:off x="0" y="0"/>
+                        <a:ext cx="14760" cy="15840"/>
+                      </w14:xfrm>
+                    </w14:contentPart>
+                  </a:graphicData>
+                </a:graphic>
+              </wp:anchor>
+            </w:drawing>
+          </mc:Choice>
+          <mc:Fallback>
+            <w:pict>
+              <v:shapetype w14:anchorId="5D2ED1FE" id="_x0000_t75" coordsize="21600,21600" o:spt="75" o:preferrelative="t" path="m@4@5l@4@11@9@11@9@5xe" filled="f" stroked="f">
+                <v:stroke joinstyle="miter"/>
+                <v:formulas>
+                  <v:f eqn="if lineDrawn pixelLineWidth 0"/>
+                  <v:f eqn="sum @0 1 0"/>
+                  <v:f eqn="sum 0 0 @1"/>
+                  <v:f eqn="prod @2 1 2"/>
+                  <v:f eqn="prod @3 21600 pixelWidth"/>
+                  <v:f eqn="prod @3 21600 pixelHeight"/>
+                  <v:f eqn="sum @0 0 1"/>
+                  <v:f eqn="prod @6 1 2"/>
+                  <v:f eqn="prod @7 21600 pixelWidth"/>
+                  <v:f eqn="sum @8 21600 0"/>
+                  <v:f eqn="prod @7 21600 pixelHeight"/>
+                  <v:f eqn="sum @10 21600 0"/>
+                </v:formulas>
+                <v:path o:extrusionok="f" gradientshapeok="t" o:connecttype="rect"/>
+                <o:lock v:ext="edit" aspectratio="t"/>
+              </v:shapetype>
+              <v:shape id="Ink 1" o:spid="_x0000_s1026" type="#_x0000_t75" style="position:absolute;margin-left:114.6pt;margin-top:17.8pt;width:2.55pt;height:2.7pt;z-index:251659264;visibility:visible;mso-wrap-style:square;mso-wrap-distance-left:9pt;mso-wrap-distance-top:0;mso-wrap-distance-right:9pt;mso-wrap-distance-bottom:0;mso-position-horizontal:absolute;mso-position-horizontal-relative:text;mso-position-vertical:absolute;mso-position-vertical-relative:text" o:gfxdata="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">
+                <v:imagedata r:id="rId9" o:title=""/>
+              </v:shape>
+            </w:pict>
+          </mc:Fallback>
+        </mc:AlternateContent>
+      </w:r>
+      <w:r>
+        <w:rPr>
+          <w:rFonts w:ascii="Georgia" w:hAnsi="Georgia"/>
+          <w:sz w:val="24"/>
+          <w:szCs w:val="24"/>
+        </w:rPr>
+        <w:t xml:space="preserve">A </w:t>
+      </w:r>
+      <w:proofErr w:type="spellStart"/>
+      <w:r>
+        <w:rPr>
+          <w:rFonts w:ascii="Georgia" w:hAnsi="Georgia"/>
+          <w:sz w:val="24"/>
+          <w:szCs w:val="24"/>
+        </w:rPr>
+        <w:t>ClusterIP</w:t>
+      </w:r>
+      <w:proofErr w:type="spellEnd"/>
+      <w:r>
+        <w:rPr>
+          <w:rFonts w:ascii="Georgia" w:hAnsi="Georgia"/>
+          <w:sz w:val="24"/>
+          <w:szCs w:val="24"/>
+        </w:rPr>
+        <w:t xml:space="preserve"> is the default type of service in Kubernetes. It provides a stable internal IP address for the service, which is accessible only within the cluster. This is useful for internal communication between services within the cluster.</w:t>
       </w:r>
     </w:p>
     <w:p>
@@ -204,7 +291,25 @@
           <w:sz w:val="24"/>
           <w:szCs w:val="24"/>
         </w:rPr>
-        <w:t>Ensure you have access to a Kubernetes cluster. You can use a local setup with Minikube, kind, or use a cloud-based Kubernetes service.</w:t>
+        <w:t xml:space="preserve">Ensure you have access to a Kubernetes cluster. You can use a local setup with </w:t>
+      </w:r>
+      <w:proofErr w:type="spellStart"/>
+      <w:r>
+        <w:rPr>
+          <w:rFonts w:ascii="Georgia" w:hAnsi="Georgia"/>
+          <w:sz w:val="24"/>
+          <w:szCs w:val="24"/>
+        </w:rPr>
+        <w:t>Minikube</w:t>
+      </w:r>
+      <w:proofErr w:type="spellEnd"/>
+      <w:r>
+        <w:rPr>
+          <w:rFonts w:ascii="Georgia" w:hAnsi="Georgia"/>
+          <w:sz w:val="24"/>
+          <w:szCs w:val="24"/>
+        </w:rPr>
+        <w:t>, kind, or use a cloud-based Kubernetes service.</w:t>
       </w:r>
     </w:p>
     <w:p>
@@ -309,7 +414,7 @@
         </w:rPr>
         <w:t>nginx-</w:t>
       </w:r>
-      <w:proofErr w:type="gramStart"/>
+      <w:proofErr w:type="spellStart"/>
       <w:r>
         <w:rPr>
           <w:rFonts w:ascii="Georgia" w:hAnsi="Georgia"/>
@@ -320,7 +425,7 @@
         </w:rPr>
         <w:t>deployment.yaml</w:t>
       </w:r>
-      <w:proofErr w:type="gramEnd"/>
+      <w:proofErr w:type="spellEnd"/>
       <w:r>
         <w:rPr>
           <w:rFonts w:ascii="Georgia" w:hAnsi="Georgia"/>
@@ -358,13 +463,23 @@
           <w:szCs w:val="24"/>
         </w:rPr>
       </w:pPr>
-      <w:r>
-        <w:rPr>
-          <w:rFonts w:ascii="Georgia" w:hAnsi="Georgia"/>
-          <w:sz w:val="24"/>
-          <w:szCs w:val="24"/>
-        </w:rPr>
-        <w:t>apiVersion: apps/v1</w:t>
+      <w:proofErr w:type="spellStart"/>
+      <w:r>
+        <w:rPr>
+          <w:rFonts w:ascii="Georgia" w:hAnsi="Georgia"/>
+          <w:sz w:val="24"/>
+          <w:szCs w:val="24"/>
+        </w:rPr>
+        <w:t>apiVersion</w:t>
+      </w:r>
+      <w:proofErr w:type="spellEnd"/>
+      <w:r>
+        <w:rPr>
+          <w:rFonts w:ascii="Georgia" w:hAnsi="Georgia"/>
+          <w:sz w:val="24"/>
+          <w:szCs w:val="24"/>
+        </w:rPr>
+        <w:t>: apps/v1</w:t>
       </w:r>
     </w:p>
     <w:p>
@@ -517,6 +632,54 @@
       <w:r>
         <w:rPr>
           <w:rFonts w:ascii="Georgia" w:hAnsi="Georgia"/>
+          <w:noProof/>
+          <w:sz w:val="24"/>
+          <w:szCs w:val="24"/>
+        </w:rPr>
+        <mc:AlternateContent>
+          <mc:Choice Requires="wpi">
+            <w:drawing>
+              <wp:anchor distT="0" distB="0" distL="114300" distR="114300" simplePos="0" relativeHeight="251688960" behindDoc="0" locked="0" layoutInCell="1" allowOverlap="1" wp14:anchorId="176F6A2B" wp14:editId="0B95F2DF">
+                <wp:simplePos x="0" y="0"/>
+                <wp:positionH relativeFrom="column">
+                  <wp:posOffset>4871730</wp:posOffset>
+                </wp:positionH>
+                <wp:positionV relativeFrom="paragraph">
+                  <wp:posOffset>199670</wp:posOffset>
+                </wp:positionV>
+                <wp:extent cx="13320" cy="18720"/>
+                <wp:effectExtent l="57150" t="38100" r="44450" b="57785"/>
+                <wp:wrapNone/>
+                <wp:docPr id="1048598907" name="Ink 30"/>
+                <wp:cNvGraphicFramePr/>
+                <a:graphic xmlns:a="http://schemas.openxmlformats.org/drawingml/2006/main">
+                  <a:graphicData uri="http://schemas.microsoft.com/office/word/2010/wordprocessingInk">
+                    <w14:contentPart bwMode="auto" r:id="rId10">
+                      <w14:nvContentPartPr>
+                        <w14:cNvContentPartPr/>
+                      </w14:nvContentPartPr>
+                      <w14:xfrm>
+                        <a:off x="0" y="0"/>
+                        <a:ext cx="13320" cy="18720"/>
+                      </w14:xfrm>
+                    </w14:contentPart>
+                  </a:graphicData>
+                </a:graphic>
+              </wp:anchor>
+            </w:drawing>
+          </mc:Choice>
+          <mc:Fallback>
+            <w:pict>
+              <v:shape w14:anchorId="7DC9E759" id="Ink 30" o:spid="_x0000_s1026" type="#_x0000_t75" style="position:absolute;margin-left:382.9pt;margin-top:15pt;width:2.5pt;height:2.85pt;z-index:251688960;visibility:visible;mso-wrap-style:square;mso-wrap-distance-left:9pt;mso-wrap-distance-top:0;mso-wrap-distance-right:9pt;mso-wrap-distance-bottom:0;mso-position-horizontal:absolute;mso-position-horizontal-relative:text;mso-position-vertical:absolute;mso-position-vertical-relative:text" o:gfxdata="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">
+                <v:imagedata r:id="rId11" o:title=""/>
+              </v:shape>
+            </w:pict>
+          </mc:Fallback>
+        </mc:AlternateContent>
+      </w:r>
+      <w:r>
+        <w:rPr>
+          <w:rFonts w:ascii="Georgia" w:hAnsi="Georgia"/>
           <w:sz w:val="24"/>
           <w:szCs w:val="24"/>
         </w:rPr>
@@ -546,7 +709,25 @@
           <w:sz w:val="24"/>
           <w:szCs w:val="24"/>
         </w:rPr>
-        <w:t xml:space="preserve">    matchLabels:</w:t>
+        <w:t xml:space="preserve">    </w:t>
+      </w:r>
+      <w:proofErr w:type="spellStart"/>
+      <w:r>
+        <w:rPr>
+          <w:rFonts w:ascii="Georgia" w:hAnsi="Georgia"/>
+          <w:sz w:val="24"/>
+          <w:szCs w:val="24"/>
+        </w:rPr>
+        <w:t>matchLabels</w:t>
+      </w:r>
+      <w:proofErr w:type="spellEnd"/>
+      <w:r>
+        <w:rPr>
+          <w:rFonts w:ascii="Georgia" w:hAnsi="Georgia"/>
+          <w:sz w:val="24"/>
+          <w:szCs w:val="24"/>
+        </w:rPr>
+        <w:t>:</w:t>
       </w:r>
     </w:p>
     <w:p>
@@ -569,6 +750,54 @@
       <w:r>
         <w:rPr>
           <w:rFonts w:ascii="Georgia" w:hAnsi="Georgia"/>
+          <w:noProof/>
+          <w:sz w:val="24"/>
+          <w:szCs w:val="24"/>
+        </w:rPr>
+        <mc:AlternateContent>
+          <mc:Choice Requires="wpi">
+            <w:drawing>
+              <wp:anchor distT="0" distB="0" distL="114300" distR="114300" simplePos="0" relativeHeight="251689984" behindDoc="0" locked="0" layoutInCell="1" allowOverlap="1" wp14:anchorId="3CC77ED9" wp14:editId="695F30EE">
+                <wp:simplePos x="0" y="0"/>
+                <wp:positionH relativeFrom="column">
+                  <wp:posOffset>609690</wp:posOffset>
+                </wp:positionH>
+                <wp:positionV relativeFrom="paragraph">
+                  <wp:posOffset>184960</wp:posOffset>
+                </wp:positionV>
+                <wp:extent cx="363960" cy="7920"/>
+                <wp:effectExtent l="57150" t="57150" r="55245" b="49530"/>
+                <wp:wrapNone/>
+                <wp:docPr id="702894345" name="Ink 31"/>
+                <wp:cNvGraphicFramePr/>
+                <a:graphic xmlns:a="http://schemas.openxmlformats.org/drawingml/2006/main">
+                  <a:graphicData uri="http://schemas.microsoft.com/office/word/2010/wordprocessingInk">
+                    <w14:contentPart bwMode="auto" r:id="rId12">
+                      <w14:nvContentPartPr>
+                        <w14:cNvContentPartPr/>
+                      </w14:nvContentPartPr>
+                      <w14:xfrm>
+                        <a:off x="0" y="0"/>
+                        <a:ext cx="363960" cy="7920"/>
+                      </w14:xfrm>
+                    </w14:contentPart>
+                  </a:graphicData>
+                </a:graphic>
+              </wp:anchor>
+            </w:drawing>
+          </mc:Choice>
+          <mc:Fallback>
+            <w:pict>
+              <v:shape w14:anchorId="07A29082" id="Ink 31" o:spid="_x0000_s1026" type="#_x0000_t75" style="position:absolute;margin-left:47.3pt;margin-top:13.85pt;width:30.05pt;height:2pt;z-index:251689984;visibility:visible;mso-wrap-style:square;mso-wrap-distance-left:9pt;mso-wrap-distance-top:0;mso-wrap-distance-right:9pt;mso-wrap-distance-bottom:0;mso-position-horizontal:absolute;mso-position-horizontal-relative:text;mso-position-vertical:absolute;mso-position-vertical-relative:text" o:gfxdata="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">
+                <v:imagedata r:id="rId13" o:title=""/>
+              </v:shape>
+            </w:pict>
+          </mc:Fallback>
+        </mc:AlternateContent>
+      </w:r>
+      <w:r>
+        <w:rPr>
+          <w:rFonts w:ascii="Georgia" w:hAnsi="Georgia"/>
           <w:sz w:val="24"/>
           <w:szCs w:val="24"/>
         </w:rPr>
@@ -783,7 +1012,7 @@
         </w:rPr>
         <w:t xml:space="preserve">        image: </w:t>
       </w:r>
-      <w:proofErr w:type="gramStart"/>
+      <w:proofErr w:type="spellStart"/>
       <w:r>
         <w:rPr>
           <w:rFonts w:ascii="Georgia" w:hAnsi="Georgia"/>
@@ -792,7 +1021,7 @@
         </w:rPr>
         <w:t>nginx:latest</w:t>
       </w:r>
-      <w:proofErr w:type="gramEnd"/>
+      <w:proofErr w:type="spellEnd"/>
     </w:p>
     <w:p>
       <w:pPr>
@@ -843,7 +1072,25 @@
           <w:sz w:val="24"/>
           <w:szCs w:val="24"/>
         </w:rPr>
-        <w:t xml:space="preserve">        - containerPort: 80</w:t>
+        <w:t xml:space="preserve">        - </w:t>
+      </w:r>
+      <w:proofErr w:type="spellStart"/>
+      <w:r>
+        <w:rPr>
+          <w:rFonts w:ascii="Georgia" w:hAnsi="Georgia"/>
+          <w:sz w:val="24"/>
+          <w:szCs w:val="24"/>
+        </w:rPr>
+        <w:t>containerPort</w:t>
+      </w:r>
+      <w:proofErr w:type="spellEnd"/>
+      <w:r>
+        <w:rPr>
+          <w:rFonts w:ascii="Georgia" w:hAnsi="Georgia"/>
+          <w:sz w:val="24"/>
+          <w:szCs w:val="24"/>
+        </w:rPr>
+        <w:t>: 80</w:t>
       </w:r>
     </w:p>
     <w:p>
@@ -904,15 +1151,25 @@
           <w:szCs w:val="24"/>
         </w:rPr>
       </w:pPr>
-      <w:r>
-        <w:rPr>
-          <w:rFonts w:ascii="Georgia" w:hAnsi="Georgia"/>
-          <w:sz w:val="24"/>
-          <w:szCs w:val="24"/>
-        </w:rPr>
-        <w:t>kubectl apply -f nginx-</w:t>
-      </w:r>
-      <w:proofErr w:type="gramStart"/>
+      <w:proofErr w:type="spellStart"/>
+      <w:r>
+        <w:rPr>
+          <w:rFonts w:ascii="Georgia" w:hAnsi="Georgia"/>
+          <w:sz w:val="24"/>
+          <w:szCs w:val="24"/>
+        </w:rPr>
+        <w:t>kubectl</w:t>
+      </w:r>
+      <w:proofErr w:type="spellEnd"/>
+      <w:r>
+        <w:rPr>
+          <w:rFonts w:ascii="Georgia" w:hAnsi="Georgia"/>
+          <w:sz w:val="24"/>
+          <w:szCs w:val="24"/>
+        </w:rPr>
+        <w:t xml:space="preserve"> apply -f nginx-</w:t>
+      </w:r>
+      <w:proofErr w:type="spellStart"/>
       <w:r>
         <w:rPr>
           <w:rFonts w:ascii="Georgia" w:hAnsi="Georgia"/>
@@ -921,7 +1178,7 @@
         </w:rPr>
         <w:t>deployment.yaml</w:t>
       </w:r>
-      <w:proofErr w:type="gramEnd"/>
+      <w:proofErr w:type="spellEnd"/>
     </w:p>
     <w:p>
       <w:pPr>
@@ -954,7 +1211,29 @@
           <w:sz w:val="24"/>
           <w:szCs w:val="24"/>
         </w:rPr>
-        <w:t>Step 3: Create a ClusterIP Service</w:t>
+        <w:t xml:space="preserve">Step 3: Create a </w:t>
+      </w:r>
+      <w:proofErr w:type="spellStart"/>
+      <w:r>
+        <w:rPr>
+          <w:rFonts w:ascii="Georgia" w:hAnsi="Georgia"/>
+          <w:b/>
+          <w:bCs/>
+          <w:sz w:val="24"/>
+          <w:szCs w:val="24"/>
+        </w:rPr>
+        <w:t>ClusterIP</w:t>
+      </w:r>
+      <w:proofErr w:type="spellEnd"/>
+      <w:r>
+        <w:rPr>
+          <w:rFonts w:ascii="Georgia" w:hAnsi="Georgia"/>
+          <w:b/>
+          <w:bCs/>
+          <w:sz w:val="24"/>
+          <w:szCs w:val="24"/>
+        </w:rPr>
+        <w:t xml:space="preserve"> Service</w:t>
       </w:r>
     </w:p>
     <w:p>
@@ -989,7 +1268,25 @@
           <w:sz w:val="24"/>
           <w:szCs w:val="24"/>
         </w:rPr>
-        <w:t>Create a service manifest to expose the Nginx application internally using ClusterIP.</w:t>
+        <w:t xml:space="preserve">Create a service manifest to expose the Nginx application internally using </w:t>
+      </w:r>
+      <w:proofErr w:type="spellStart"/>
+      <w:r>
+        <w:rPr>
+          <w:rFonts w:ascii="Georgia" w:hAnsi="Georgia"/>
+          <w:sz w:val="24"/>
+          <w:szCs w:val="24"/>
+        </w:rPr>
+        <w:t>ClusterIP</w:t>
+      </w:r>
+      <w:proofErr w:type="spellEnd"/>
+      <w:r>
+        <w:rPr>
+          <w:rFonts w:ascii="Georgia" w:hAnsi="Georgia"/>
+          <w:sz w:val="24"/>
+          <w:szCs w:val="24"/>
+        </w:rPr>
+        <w:t>.</w:t>
       </w:r>
     </w:p>
     <w:p>
@@ -1025,7 +1322,7 @@
         </w:rPr>
         <w:t>nginx-</w:t>
       </w:r>
-      <w:proofErr w:type="gramStart"/>
+      <w:proofErr w:type="spellStart"/>
       <w:r>
         <w:rPr>
           <w:rFonts w:ascii="Georgia" w:hAnsi="Georgia"/>
@@ -1036,7 +1333,7 @@
         </w:rPr>
         <w:t>service.yaml</w:t>
       </w:r>
-      <w:proofErr w:type="gramEnd"/>
+      <w:proofErr w:type="spellEnd"/>
       <w:r>
         <w:rPr>
           <w:rFonts w:ascii="Georgia" w:hAnsi="Georgia"/>
@@ -1074,13 +1371,23 @@
           <w:szCs w:val="24"/>
         </w:rPr>
       </w:pPr>
-      <w:r>
-        <w:rPr>
-          <w:rFonts w:ascii="Georgia" w:hAnsi="Georgia"/>
-          <w:sz w:val="24"/>
-          <w:szCs w:val="24"/>
-        </w:rPr>
-        <w:t>apiVersion: v1</w:t>
+      <w:proofErr w:type="spellStart"/>
+      <w:r>
+        <w:rPr>
+          <w:rFonts w:ascii="Georgia" w:hAnsi="Georgia"/>
+          <w:sz w:val="24"/>
+          <w:szCs w:val="24"/>
+        </w:rPr>
+        <w:t>apiVersion</w:t>
+      </w:r>
+      <w:proofErr w:type="spellEnd"/>
+      <w:r>
+        <w:rPr>
+          <w:rFonts w:ascii="Georgia" w:hAnsi="Georgia"/>
+          <w:sz w:val="24"/>
+          <w:szCs w:val="24"/>
+        </w:rPr>
+        <w:t>: v1</w:t>
       </w:r>
     </w:p>
     <w:p>
@@ -1340,7 +1647,25 @@
           <w:sz w:val="24"/>
           <w:szCs w:val="24"/>
         </w:rPr>
-        <w:t xml:space="preserve">      targetPort: 80</w:t>
+        <w:t xml:space="preserve">      </w:t>
+      </w:r>
+      <w:proofErr w:type="spellStart"/>
+      <w:r>
+        <w:rPr>
+          <w:rFonts w:ascii="Georgia" w:hAnsi="Georgia"/>
+          <w:sz w:val="24"/>
+          <w:szCs w:val="24"/>
+        </w:rPr>
+        <w:t>targetPort</w:t>
+      </w:r>
+      <w:proofErr w:type="spellEnd"/>
+      <w:r>
+        <w:rPr>
+          <w:rFonts w:ascii="Georgia" w:hAnsi="Georgia"/>
+          <w:sz w:val="24"/>
+          <w:szCs w:val="24"/>
+        </w:rPr>
+        <w:t>: 80</w:t>
       </w:r>
     </w:p>
     <w:p>
@@ -1366,8 +1691,18 @@
           <w:sz w:val="24"/>
           <w:szCs w:val="24"/>
         </w:rPr>
-        <w:t xml:space="preserve">  type: ClusterIP</w:t>
-      </w:r>
+        <w:t xml:space="preserve">  type: </w:t>
+      </w:r>
+      <w:proofErr w:type="spellStart"/>
+      <w:r>
+        <w:rPr>
+          <w:rFonts w:ascii="Georgia" w:hAnsi="Georgia"/>
+          <w:sz w:val="24"/>
+          <w:szCs w:val="24"/>
+        </w:rPr>
+        <w:t>ClusterIP</w:t>
+      </w:r>
+      <w:proofErr w:type="spellEnd"/>
     </w:p>
     <w:p>
       <w:pPr>
@@ -1450,33 +1785,25 @@
           <w:szCs w:val="24"/>
         </w:rPr>
       </w:pPr>
-      <w:r>
-        <w:rPr>
-          <w:rFonts w:ascii="Georgia" w:hAnsi="Georgia"/>
-          <w:sz w:val="24"/>
-          <w:szCs w:val="24"/>
-        </w:rPr>
-        <w:t xml:space="preserve">kubectl </w:t>
-      </w:r>
-      <w:proofErr w:type="gramStart"/>
-      <w:r>
-        <w:rPr>
-          <w:rFonts w:ascii="Georgia" w:hAnsi="Georgia"/>
-          <w:sz w:val="24"/>
-          <w:szCs w:val="24"/>
-        </w:rPr>
-        <w:t>apply</w:t>
-      </w:r>
-      <w:proofErr w:type="gramEnd"/>
-      <w:r>
-        <w:rPr>
-          <w:rFonts w:ascii="Georgia" w:hAnsi="Georgia"/>
-          <w:sz w:val="24"/>
-          <w:szCs w:val="24"/>
-        </w:rPr>
-        <w:t xml:space="preserve"> -f nginx-</w:t>
-      </w:r>
-      <w:proofErr w:type="gramStart"/>
+      <w:proofErr w:type="spellStart"/>
+      <w:r>
+        <w:rPr>
+          <w:rFonts w:ascii="Georgia" w:hAnsi="Georgia"/>
+          <w:sz w:val="24"/>
+          <w:szCs w:val="24"/>
+        </w:rPr>
+        <w:t>kubectl</w:t>
+      </w:r>
+      <w:proofErr w:type="spellEnd"/>
+      <w:r>
+        <w:rPr>
+          <w:rFonts w:ascii="Georgia" w:hAnsi="Georgia"/>
+          <w:sz w:val="24"/>
+          <w:szCs w:val="24"/>
+        </w:rPr>
+        <w:t xml:space="preserve"> apply -f nginx-</w:t>
+      </w:r>
+      <w:proofErr w:type="spellStart"/>
       <w:r>
         <w:rPr>
           <w:rFonts w:ascii="Georgia" w:hAnsi="Georgia"/>
@@ -1485,7 +1812,7 @@
         </w:rPr>
         <w:t>service.yaml</w:t>
       </w:r>
-      <w:proofErr w:type="gramEnd"/>
+      <w:proofErr w:type="spellEnd"/>
     </w:p>
     <w:p>
       <w:pPr>
@@ -1548,7 +1875,25 @@
           <w:sz w:val="24"/>
           <w:szCs w:val="24"/>
         </w:rPr>
-        <w:t>Check the service to ensure it has been created and has a ClusterIP assigned:</w:t>
+        <w:t xml:space="preserve">Check the service to ensure it has been created and has a </w:t>
+      </w:r>
+      <w:proofErr w:type="spellStart"/>
+      <w:r>
+        <w:rPr>
+          <w:rFonts w:ascii="Georgia" w:hAnsi="Georgia"/>
+          <w:sz w:val="24"/>
+          <w:szCs w:val="24"/>
+        </w:rPr>
+        <w:t>ClusterIP</w:t>
+      </w:r>
+      <w:proofErr w:type="spellEnd"/>
+      <w:r>
+        <w:rPr>
+          <w:rFonts w:ascii="Georgia" w:hAnsi="Georgia"/>
+          <w:sz w:val="24"/>
+          <w:szCs w:val="24"/>
+        </w:rPr>
+        <w:t xml:space="preserve"> assigned:</w:t>
       </w:r>
     </w:p>
     <w:p>
@@ -1579,61 +1924,53 @@
           <w:szCs w:val="24"/>
         </w:rPr>
       </w:pPr>
-      <w:r>
-        <w:rPr>
-          <w:rFonts w:ascii="Georgia" w:hAnsi="Georgia"/>
-          <w:sz w:val="24"/>
-          <w:szCs w:val="24"/>
-        </w:rPr>
-        <w:t>kubectl get services</w:t>
-      </w:r>
-    </w:p>
-    <w:p>
-      <w:pPr>
-        <w:spacing w:line="360" w:lineRule="auto"/>
-        <w:jc w:val="both"/>
-        <w:rPr>
-          <w:rFonts w:ascii="Georgia" w:hAnsi="Georgia"/>
-          <w:sz w:val="24"/>
-          <w:szCs w:val="24"/>
-        </w:rPr>
-      </w:pPr>
-    </w:p>
-    <w:p>
-      <w:pPr>
-        <w:spacing w:line="360" w:lineRule="auto"/>
-        <w:jc w:val="both"/>
-        <w:rPr>
-          <w:rFonts w:ascii="Georgia" w:hAnsi="Georgia"/>
-          <w:sz w:val="24"/>
-          <w:szCs w:val="24"/>
-        </w:rPr>
-      </w:pPr>
-      <w:r>
-        <w:rPr>
-          <w:rFonts w:ascii="Georgia" w:hAnsi="Georgia"/>
-          <w:sz w:val="24"/>
-          <w:szCs w:val="24"/>
-        </w:rPr>
-        <w:t xml:space="preserve">You should see an output </w:t>
-      </w:r>
-      <w:proofErr w:type="gramStart"/>
-      <w:r>
-        <w:rPr>
-          <w:rFonts w:ascii="Georgia" w:hAnsi="Georgia"/>
-          <w:sz w:val="24"/>
-          <w:szCs w:val="24"/>
-        </w:rPr>
-        <w:t>similar to</w:t>
-      </w:r>
-      <w:proofErr w:type="gramEnd"/>
-      <w:r>
-        <w:rPr>
-          <w:rFonts w:ascii="Georgia" w:hAnsi="Georgia"/>
-          <w:sz w:val="24"/>
-          <w:szCs w:val="24"/>
-        </w:rPr>
-        <w:t>:</w:t>
+      <w:proofErr w:type="spellStart"/>
+      <w:r>
+        <w:rPr>
+          <w:rFonts w:ascii="Georgia" w:hAnsi="Georgia"/>
+          <w:sz w:val="24"/>
+          <w:szCs w:val="24"/>
+        </w:rPr>
+        <w:t>kubectl</w:t>
+      </w:r>
+      <w:proofErr w:type="spellEnd"/>
+      <w:r>
+        <w:rPr>
+          <w:rFonts w:ascii="Georgia" w:hAnsi="Georgia"/>
+          <w:sz w:val="24"/>
+          <w:szCs w:val="24"/>
+        </w:rPr>
+        <w:t xml:space="preserve"> get services</w:t>
+      </w:r>
+    </w:p>
+    <w:p>
+      <w:pPr>
+        <w:spacing w:line="360" w:lineRule="auto"/>
+        <w:jc w:val="both"/>
+        <w:rPr>
+          <w:rFonts w:ascii="Georgia" w:hAnsi="Georgia"/>
+          <w:sz w:val="24"/>
+          <w:szCs w:val="24"/>
+        </w:rPr>
+      </w:pPr>
+    </w:p>
+    <w:p>
+      <w:pPr>
+        <w:spacing w:line="360" w:lineRule="auto"/>
+        <w:jc w:val="both"/>
+        <w:rPr>
+          <w:rFonts w:ascii="Georgia" w:hAnsi="Georgia"/>
+          <w:sz w:val="24"/>
+          <w:szCs w:val="24"/>
+        </w:rPr>
+      </w:pPr>
+      <w:r>
+        <w:rPr>
+          <w:rFonts w:ascii="Georgia" w:hAnsi="Georgia"/>
+          <w:sz w:val="24"/>
+          <w:szCs w:val="24"/>
+        </w:rPr>
+        <w:t>You should see an output similar to:</w:t>
       </w:r>
     </w:p>
     <w:p>
@@ -1670,25 +2007,7 @@
           <w:sz w:val="24"/>
           <w:szCs w:val="24"/>
         </w:rPr>
-        <w:t>NAME            TYPE        CLUSTER-IP      EXTERNAL-IP   PORT(</w:t>
-      </w:r>
-      <w:proofErr w:type="gramStart"/>
-      <w:r>
-        <w:rPr>
-          <w:rFonts w:ascii="Georgia" w:hAnsi="Georgia"/>
-          <w:sz w:val="24"/>
-          <w:szCs w:val="24"/>
-        </w:rPr>
-        <w:t xml:space="preserve">S)   </w:t>
-      </w:r>
-      <w:proofErr w:type="gramEnd"/>
-      <w:r>
-        <w:rPr>
-          <w:rFonts w:ascii="Georgia" w:hAnsi="Georgia"/>
-          <w:sz w:val="24"/>
-          <w:szCs w:val="24"/>
-        </w:rPr>
-        <w:t xml:space="preserve">     AGE</w:t>
+        <w:t>NAME            TYPE        CLUSTER-IP      EXTERNAL-IP   PORT(S)        AGE</w:t>
       </w:r>
     </w:p>
     <w:p>
@@ -1714,7 +2033,43 @@
           <w:sz w:val="24"/>
           <w:szCs w:val="24"/>
         </w:rPr>
-        <w:t>nginx-service   ClusterIP   &lt;some-ip&gt;       &lt;none&gt;        80/TCP         &lt;age&gt;</w:t>
+        <w:t xml:space="preserve">nginx-service   </w:t>
+      </w:r>
+      <w:proofErr w:type="spellStart"/>
+      <w:r>
+        <w:rPr>
+          <w:rFonts w:ascii="Georgia" w:hAnsi="Georgia"/>
+          <w:sz w:val="24"/>
+          <w:szCs w:val="24"/>
+        </w:rPr>
+        <w:t>ClusterIP</w:t>
+      </w:r>
+      <w:proofErr w:type="spellEnd"/>
+      <w:r>
+        <w:rPr>
+          <w:rFonts w:ascii="Georgia" w:hAnsi="Georgia"/>
+          <w:sz w:val="24"/>
+          <w:szCs w:val="24"/>
+        </w:rPr>
+        <w:t xml:space="preserve">   &lt;some-</w:t>
+      </w:r>
+      <w:proofErr w:type="spellStart"/>
+      <w:r>
+        <w:rPr>
+          <w:rFonts w:ascii="Georgia" w:hAnsi="Georgia"/>
+          <w:sz w:val="24"/>
+          <w:szCs w:val="24"/>
+        </w:rPr>
+        <w:t>ip</w:t>
+      </w:r>
+      <w:proofErr w:type="spellEnd"/>
+      <w:r>
+        <w:rPr>
+          <w:rFonts w:ascii="Georgia" w:hAnsi="Georgia"/>
+          <w:sz w:val="24"/>
+          <w:szCs w:val="24"/>
+        </w:rPr>
+        <w:t>&gt;       &lt;none&gt;        80/TCP         &lt;age&gt;</w:t>
       </w:r>
     </w:p>
     <w:p>
@@ -1748,10 +2103,213 @@
           <w:sz w:val="24"/>
           <w:szCs w:val="24"/>
         </w:rPr>
-        <w:t xml:space="preserve">Step 5: Access </w:t>
-      </w:r>
-      <w:proofErr w:type="gramStart"/>
-      <w:r>
+        <w:t>Step 5: Access the Service Internally</w:t>
+      </w:r>
+    </w:p>
+    <w:p>
+      <w:pPr>
+        <w:spacing w:line="360" w:lineRule="auto"/>
+        <w:jc w:val="both"/>
+        <w:rPr>
+          <w:rFonts w:ascii="Georgia" w:hAnsi="Georgia"/>
+          <w:sz w:val="24"/>
+          <w:szCs w:val="24"/>
+        </w:rPr>
+      </w:pPr>
+      <w:r>
+        <w:rPr>
+          <w:rFonts w:ascii="Georgia" w:hAnsi="Georgia"/>
+          <w:sz w:val="24"/>
+          <w:szCs w:val="24"/>
+        </w:rPr>
+        <w:t>To verify that the service is working internally, you can use a temporary Pod to test access to the nginx-service.</w:t>
+      </w:r>
+    </w:p>
+    <w:p>
+      <w:pPr>
+        <w:spacing w:line="360" w:lineRule="auto"/>
+        <w:jc w:val="both"/>
+        <w:rPr>
+          <w:rFonts w:ascii="Georgia" w:hAnsi="Georgia"/>
+          <w:sz w:val="24"/>
+          <w:szCs w:val="24"/>
+        </w:rPr>
+      </w:pPr>
+    </w:p>
+    <w:p>
+      <w:pPr>
+        <w:pBdr>
+          <w:top w:val="single" w:sz="4" w:space="1" w:color="auto"/>
+          <w:left w:val="single" w:sz="4" w:space="4" w:color="auto"/>
+          <w:bottom w:val="single" w:sz="4" w:space="1" w:color="auto"/>
+          <w:right w:val="single" w:sz="4" w:space="4" w:color="auto"/>
+        </w:pBdr>
+        <w:shd w:val="clear" w:color="auto" w:fill="F2F2F2" w:themeFill="background1" w:themeFillShade="F2"/>
+        <w:spacing w:line="360" w:lineRule="auto"/>
+        <w:jc w:val="both"/>
+        <w:rPr>
+          <w:rFonts w:ascii="Georgia" w:hAnsi="Georgia"/>
+          <w:sz w:val="24"/>
+          <w:szCs w:val="24"/>
+        </w:rPr>
+      </w:pPr>
+      <w:proofErr w:type="spellStart"/>
+      <w:r>
+        <w:rPr>
+          <w:rFonts w:ascii="Georgia" w:hAnsi="Georgia"/>
+          <w:sz w:val="24"/>
+          <w:szCs w:val="24"/>
+        </w:rPr>
+        <w:t>kubectl</w:t>
+      </w:r>
+      <w:proofErr w:type="spellEnd"/>
+      <w:r>
+        <w:rPr>
+          <w:rFonts w:ascii="Georgia" w:hAnsi="Georgia"/>
+          <w:sz w:val="24"/>
+          <w:szCs w:val="24"/>
+        </w:rPr>
+        <w:t xml:space="preserve"> run test-pod --image=</w:t>
+      </w:r>
+      <w:proofErr w:type="spellStart"/>
+      <w:r>
+        <w:rPr>
+          <w:rFonts w:ascii="Georgia" w:hAnsi="Georgia"/>
+          <w:sz w:val="24"/>
+          <w:szCs w:val="24"/>
+        </w:rPr>
+        <w:t>busybox</w:t>
+      </w:r>
+      <w:proofErr w:type="spellEnd"/>
+      <w:r>
+        <w:rPr>
+          <w:rFonts w:ascii="Georgia" w:hAnsi="Georgia"/>
+          <w:sz w:val="24"/>
+          <w:szCs w:val="24"/>
+        </w:rPr>
+        <w:t xml:space="preserve"> --restart=Never -it -- </w:t>
+      </w:r>
+      <w:proofErr w:type="spellStart"/>
+      <w:r>
+        <w:rPr>
+          <w:rFonts w:ascii="Georgia" w:hAnsi="Georgia"/>
+          <w:sz w:val="24"/>
+          <w:szCs w:val="24"/>
+        </w:rPr>
+        <w:t>sh</w:t>
+      </w:r>
+      <w:proofErr w:type="spellEnd"/>
+    </w:p>
+    <w:p>
+      <w:pPr>
+        <w:spacing w:line="360" w:lineRule="auto"/>
+        <w:jc w:val="both"/>
+        <w:rPr>
+          <w:rFonts w:ascii="Georgia" w:hAnsi="Georgia"/>
+          <w:sz w:val="24"/>
+          <w:szCs w:val="24"/>
+        </w:rPr>
+      </w:pPr>
+    </w:p>
+    <w:p>
+      <w:pPr>
+        <w:pBdr>
+          <w:top w:val="single" w:sz="4" w:space="1" w:color="auto"/>
+          <w:left w:val="single" w:sz="4" w:space="4" w:color="auto"/>
+          <w:bottom w:val="single" w:sz="4" w:space="1" w:color="auto"/>
+          <w:right w:val="single" w:sz="4" w:space="4" w:color="auto"/>
+        </w:pBdr>
+        <w:shd w:val="clear" w:color="auto" w:fill="F2F2F2" w:themeFill="background1" w:themeFillShade="F2"/>
+        <w:spacing w:line="360" w:lineRule="auto"/>
+        <w:jc w:val="both"/>
+        <w:rPr>
+          <w:rFonts w:ascii="Georgia" w:hAnsi="Georgia"/>
+          <w:sz w:val="24"/>
+          <w:szCs w:val="24"/>
+        </w:rPr>
+      </w:pPr>
+      <w:proofErr w:type="spellStart"/>
+      <w:r>
+        <w:rPr>
+          <w:rFonts w:ascii="Georgia" w:hAnsi="Georgia"/>
+          <w:sz w:val="24"/>
+          <w:szCs w:val="24"/>
+        </w:rPr>
+        <w:t>wget</w:t>
+      </w:r>
+      <w:proofErr w:type="spellEnd"/>
+      <w:r>
+        <w:rPr>
+          <w:rFonts w:ascii="Georgia" w:hAnsi="Georgia"/>
+          <w:sz w:val="24"/>
+          <w:szCs w:val="24"/>
+        </w:rPr>
+        <w:t xml:space="preserve"> -</w:t>
+      </w:r>
+      <w:proofErr w:type="spellStart"/>
+      <w:r>
+        <w:rPr>
+          <w:rFonts w:ascii="Georgia" w:hAnsi="Georgia"/>
+          <w:sz w:val="24"/>
+          <w:szCs w:val="24"/>
+        </w:rPr>
+        <w:t>qO</w:t>
+      </w:r>
+      <w:proofErr w:type="spellEnd"/>
+      <w:r>
+        <w:rPr>
+          <w:rFonts w:ascii="Georgia" w:hAnsi="Georgia"/>
+          <w:sz w:val="24"/>
+          <w:szCs w:val="24"/>
+        </w:rPr>
+        <w:t>- http://nginx-service</w:t>
+      </w:r>
+    </w:p>
+    <w:p>
+      <w:pPr>
+        <w:spacing w:line="360" w:lineRule="auto"/>
+        <w:jc w:val="both"/>
+        <w:rPr>
+          <w:rFonts w:ascii="Georgia" w:hAnsi="Georgia"/>
+          <w:sz w:val="24"/>
+          <w:szCs w:val="24"/>
+        </w:rPr>
+      </w:pPr>
+    </w:p>
+    <w:p>
+      <w:pPr>
+        <w:spacing w:line="360" w:lineRule="auto"/>
+        <w:jc w:val="both"/>
+        <w:rPr>
+          <w:rFonts w:ascii="Georgia" w:hAnsi="Georgia"/>
+          <w:sz w:val="24"/>
+          <w:szCs w:val="24"/>
+        </w:rPr>
+      </w:pPr>
+      <w:r>
+        <w:rPr>
+          <w:rFonts w:ascii="Georgia" w:hAnsi="Georgia"/>
+          <w:sz w:val="24"/>
+          <w:szCs w:val="24"/>
+        </w:rPr>
+        <w:t>You should see the Nginx welcome page content.</w:t>
+      </w:r>
+    </w:p>
+    <w:p>
+      <w:pPr>
+        <w:spacing w:line="360" w:lineRule="auto"/>
+        <w:jc w:val="both"/>
+        <w:rPr>
+          <w:rFonts w:ascii="Georgia" w:hAnsi="Georgia"/>
+          <w:sz w:val="24"/>
+          <w:szCs w:val="24"/>
+        </w:rPr>
+      </w:pPr>
+    </w:p>
+    <w:p>
+      <w:pPr>
+        <w:spacing w:line="360" w:lineRule="auto"/>
+        <w:jc w:val="both"/>
         <w:rPr>
           <w:rFonts w:ascii="Georgia" w:hAnsi="Georgia"/>
           <w:b/>
@@ -1759,9 +2317,7 @@
           <w:sz w:val="24"/>
           <w:szCs w:val="24"/>
         </w:rPr>
-        <w:t>the Service</w:t>
-      </w:r>
-      <w:proofErr w:type="gramEnd"/>
+      </w:pPr>
       <w:r>
         <w:rPr>
           <w:rFonts w:ascii="Georgia" w:hAnsi="Georgia"/>
@@ -1770,26 +2326,37 @@
           <w:sz w:val="24"/>
           <w:szCs w:val="24"/>
         </w:rPr>
-        <w:t xml:space="preserve"> Internally</w:t>
-      </w:r>
-    </w:p>
-    <w:p>
-      <w:pPr>
-        <w:spacing w:line="360" w:lineRule="auto"/>
-        <w:jc w:val="both"/>
-        <w:rPr>
-          <w:rFonts w:ascii="Georgia" w:hAnsi="Georgia"/>
-          <w:sz w:val="24"/>
-          <w:szCs w:val="24"/>
-        </w:rPr>
-      </w:pPr>
-      <w:r>
-        <w:rPr>
-          <w:rFonts w:ascii="Georgia" w:hAnsi="Georgia"/>
-          <w:sz w:val="24"/>
-          <w:szCs w:val="24"/>
-        </w:rPr>
-        <w:t>To verify that the service is working internally, you can use a temporary Pod to test access to the nginx-service.</w:t>
+        <w:t>Step 6: Clean Up</w:t>
+      </w:r>
+    </w:p>
+    <w:p>
+      <w:pPr>
+        <w:spacing w:line="360" w:lineRule="auto"/>
+        <w:jc w:val="both"/>
+        <w:rPr>
+          <w:rFonts w:ascii="Georgia" w:hAnsi="Georgia"/>
+          <w:sz w:val="24"/>
+          <w:szCs w:val="24"/>
+        </w:rPr>
+      </w:pPr>
+    </w:p>
+    <w:p>
+      <w:pPr>
+        <w:spacing w:line="360" w:lineRule="auto"/>
+        <w:jc w:val="both"/>
+        <w:rPr>
+          <w:rFonts w:ascii="Georgia" w:hAnsi="Georgia"/>
+          <w:sz w:val="24"/>
+          <w:szCs w:val="24"/>
+        </w:rPr>
+      </w:pPr>
+      <w:r>
+        <w:rPr>
+          <w:rFonts w:ascii="Georgia" w:hAnsi="Georgia"/>
+          <w:sz w:val="24"/>
+          <w:szCs w:val="24"/>
+        </w:rPr>
+        <w:t>After completing the exercise, clean up the resources created:</w:t>
       </w:r>
     </w:p>
     <w:p>
@@ -1820,145 +2387,24 @@
           <w:szCs w:val="24"/>
         </w:rPr>
       </w:pPr>
-      <w:r>
-        <w:rPr>
-          <w:rFonts w:ascii="Georgia" w:hAnsi="Georgia"/>
-          <w:sz w:val="24"/>
-          <w:szCs w:val="24"/>
-        </w:rPr>
-        <w:t>curl</w:t>
-      </w:r>
-      <w:r>
-        <w:rPr>
-          <w:rFonts w:ascii="Georgia" w:hAnsi="Georgia"/>
-          <w:sz w:val="24"/>
-          <w:szCs w:val="24"/>
-        </w:rPr>
-        <w:t xml:space="preserve"> </w:t>
-      </w:r>
-      <w:r>
-        <w:rPr>
-          <w:rFonts w:ascii="Georgia" w:hAnsi="Georgia"/>
-          <w:sz w:val="24"/>
-          <w:szCs w:val="24"/>
-        </w:rPr>
-        <w:t>service-</w:t>
-      </w:r>
-      <w:proofErr w:type="gramStart"/>
-      <w:r>
-        <w:rPr>
-          <w:rFonts w:ascii="Georgia" w:hAnsi="Georgia"/>
-          <w:sz w:val="24"/>
-          <w:szCs w:val="24"/>
-        </w:rPr>
-        <w:t>ip:port</w:t>
-      </w:r>
-      <w:proofErr w:type="gramEnd"/>
-    </w:p>
-    <w:p>
-      <w:pPr>
-        <w:spacing w:line="360" w:lineRule="auto"/>
-        <w:jc w:val="both"/>
-        <w:rPr>
-          <w:rFonts w:ascii="Georgia" w:hAnsi="Georgia"/>
-          <w:sz w:val="24"/>
-          <w:szCs w:val="24"/>
-        </w:rPr>
-      </w:pPr>
-    </w:p>
-    <w:p>
-      <w:pPr>
-        <w:spacing w:line="360" w:lineRule="auto"/>
-        <w:jc w:val="both"/>
-        <w:rPr>
-          <w:rFonts w:ascii="Georgia" w:hAnsi="Georgia"/>
-          <w:sz w:val="24"/>
-          <w:szCs w:val="24"/>
-        </w:rPr>
-      </w:pPr>
-      <w:r>
-        <w:rPr>
-          <w:rFonts w:ascii="Georgia" w:hAnsi="Georgia"/>
-          <w:sz w:val="24"/>
-          <w:szCs w:val="24"/>
-        </w:rPr>
-        <w:t>You should see the Nginx welcome page content.</w:t>
-      </w:r>
-    </w:p>
-    <w:p>
-      <w:pPr>
-        <w:spacing w:line="360" w:lineRule="auto"/>
-        <w:jc w:val="both"/>
-        <w:rPr>
-          <w:rFonts w:ascii="Georgia" w:hAnsi="Georgia"/>
-          <w:sz w:val="24"/>
-          <w:szCs w:val="24"/>
-        </w:rPr>
-      </w:pPr>
-    </w:p>
-    <w:p>
-      <w:pPr>
-        <w:spacing w:line="360" w:lineRule="auto"/>
-        <w:jc w:val="both"/>
-        <w:rPr>
-          <w:rFonts w:ascii="Georgia" w:hAnsi="Georgia"/>
-          <w:b/>
-          <w:bCs/>
-          <w:sz w:val="24"/>
-          <w:szCs w:val="24"/>
-        </w:rPr>
-      </w:pPr>
-      <w:r>
-        <w:rPr>
-          <w:rFonts w:ascii="Georgia" w:hAnsi="Georgia"/>
-          <w:b/>
-          <w:bCs/>
-          <w:sz w:val="24"/>
-          <w:szCs w:val="24"/>
-        </w:rPr>
-        <w:t>Step 6: Clean Up</w:t>
-      </w:r>
-    </w:p>
-    <w:p>
-      <w:pPr>
-        <w:spacing w:line="360" w:lineRule="auto"/>
-        <w:jc w:val="both"/>
-        <w:rPr>
-          <w:rFonts w:ascii="Georgia" w:hAnsi="Georgia"/>
-          <w:sz w:val="24"/>
-          <w:szCs w:val="24"/>
-        </w:rPr>
-      </w:pPr>
-    </w:p>
-    <w:p>
-      <w:pPr>
-        <w:spacing w:line="360" w:lineRule="auto"/>
-        <w:jc w:val="both"/>
-        <w:rPr>
-          <w:rFonts w:ascii="Georgia" w:hAnsi="Georgia"/>
-          <w:sz w:val="24"/>
-          <w:szCs w:val="24"/>
-        </w:rPr>
-      </w:pPr>
-      <w:r>
-        <w:rPr>
-          <w:rFonts w:ascii="Georgia" w:hAnsi="Georgia"/>
-          <w:sz w:val="24"/>
-          <w:szCs w:val="24"/>
-        </w:rPr>
-        <w:t>After completing the exercise, clean up the resources created:</w:t>
-      </w:r>
-    </w:p>
-    <w:p>
-      <w:pPr>
-        <w:spacing w:line="360" w:lineRule="auto"/>
-        <w:jc w:val="both"/>
-        <w:rPr>
-          <w:rFonts w:ascii="Georgia" w:hAnsi="Georgia"/>
-          <w:sz w:val="24"/>
-          <w:szCs w:val="24"/>
-        </w:rPr>
-      </w:pPr>
+      <w:proofErr w:type="spellStart"/>
+      <w:r>
+        <w:rPr>
+          <w:rFonts w:ascii="Georgia" w:hAnsi="Georgia"/>
+          <w:sz w:val="24"/>
+          <w:szCs w:val="24"/>
+        </w:rPr>
+        <w:t>kubectl</w:t>
+      </w:r>
+      <w:proofErr w:type="spellEnd"/>
+      <w:r>
+        <w:rPr>
+          <w:rFonts w:ascii="Georgia" w:hAnsi="Georgia"/>
+          <w:sz w:val="24"/>
+          <w:szCs w:val="24"/>
+        </w:rPr>
+        <w:t xml:space="preserve"> delete deployment nginx-deployment</w:t>
+      </w:r>
     </w:p>
     <w:p>
       <w:pPr>
@@ -1977,43 +2423,27 @@
           <w:szCs w:val="24"/>
         </w:rPr>
       </w:pPr>
-      <w:r>
-        <w:rPr>
-          <w:rFonts w:ascii="Georgia" w:hAnsi="Georgia"/>
-          <w:sz w:val="24"/>
-          <w:szCs w:val="24"/>
-        </w:rPr>
-        <w:t>kubectl delete deployment nginx-deployment</w:t>
-      </w:r>
-    </w:p>
-    <w:p>
-      <w:pPr>
-        <w:pBdr>
-          <w:top w:val="single" w:sz="4" w:space="1" w:color="auto"/>
-          <w:left w:val="single" w:sz="4" w:space="4" w:color="auto"/>
-          <w:bottom w:val="single" w:sz="4" w:space="1" w:color="auto"/>
-          <w:right w:val="single" w:sz="4" w:space="4" w:color="auto"/>
-        </w:pBdr>
-        <w:shd w:val="clear" w:color="auto" w:fill="D9D9D9" w:themeFill="background1" w:themeFillShade="D9"/>
-        <w:spacing w:line="360" w:lineRule="auto"/>
-        <w:jc w:val="both"/>
-        <w:rPr>
-          <w:rFonts w:ascii="Georgia" w:hAnsi="Georgia"/>
-          <w:sz w:val="24"/>
-          <w:szCs w:val="24"/>
-        </w:rPr>
-      </w:pPr>
-      <w:r>
-        <w:rPr>
-          <w:rFonts w:ascii="Georgia" w:hAnsi="Georgia"/>
-          <w:sz w:val="24"/>
-          <w:szCs w:val="24"/>
-        </w:rPr>
-        <w:t>kubectl delete service nginx-service</w:t>
+      <w:proofErr w:type="spellStart"/>
+      <w:r>
+        <w:rPr>
+          <w:rFonts w:ascii="Georgia" w:hAnsi="Georgia"/>
+          <w:sz w:val="24"/>
+          <w:szCs w:val="24"/>
+        </w:rPr>
+        <w:t>kubectl</w:t>
+      </w:r>
+      <w:proofErr w:type="spellEnd"/>
+      <w:r>
+        <w:rPr>
+          <w:rFonts w:ascii="Georgia" w:hAnsi="Georgia"/>
+          <w:sz w:val="24"/>
+          <w:szCs w:val="24"/>
+        </w:rPr>
+        <w:t xml:space="preserve"> delete service nginx-service</w:t>
       </w:r>
     </w:p>
     <w:sectPr>
-      <w:headerReference w:type="default" r:id="rId8"/>
+      <w:headerReference w:type="default" r:id="rId14"/>
       <w:pgSz w:w="12240" w:h="15840"/>
       <w:pgMar w:top="1440" w:right="1325" w:bottom="1440" w:left="1440" w:header="720" w:footer="720" w:gutter="0"/>
       <w:pgNumType w:start="1"/>
@@ -6246,6 +6676,89 @@
 </w:styles>
 </file>
 
+<file path=word/ink/ink1.xml><?xml version="1.0" encoding="utf-8"?>
+<inkml:ink xmlns:inkml="http://www.w3.org/2003/InkML">
+  <inkml:definitions>
+    <inkml:context xml:id="ctx0">
+      <inkml:inkSource xml:id="inkSrc0">
+        <inkml:traceFormat>
+          <inkml:channel name="X" type="integer" min="-2.14748E9" max="2.14748E9" units="cm"/>
+          <inkml:channel name="Y" type="integer" min="-2.14748E9" max="2.14748E9" units="cm"/>
+          <inkml:channel name="F" type="integer" max="32767" units="dev"/>
+        </inkml:traceFormat>
+        <inkml:channelProperties>
+          <inkml:channelProperty channel="X" name="resolution" value="1000" units="1/cm"/>
+          <inkml:channelProperty channel="Y" name="resolution" value="1000" units="1/cm"/>
+          <inkml:channelProperty channel="F" name="resolution" value="0" units="1/dev"/>
+        </inkml:channelProperties>
+      </inkml:inkSource>
+      <inkml:timestamp xml:id="ts0" timeString="2026-06-17T20:28:44.599"/>
+    </inkml:context>
+    <inkml:brush xml:id="br0">
+      <inkml:brushProperty name="width" value="0.05" units="cm"/>
+      <inkml:brushProperty name="height" value="0.05" units="cm"/>
+    </inkml:brush>
+  </inkml:definitions>
+  <inkml:trace contextRef="#ctx0" brushRef="#br0">41 43 6913,'0'0'7098,"-36"-2"-6098,32 2-168,4-2-392,0 0-424,0-9-16,0 0-1128,4-4-5393</inkml:trace>
+</inkml:ink>
+</file>
+
+<file path=word/ink/ink2.xml><?xml version="1.0" encoding="utf-8"?>
+<inkml:ink xmlns:inkml="http://www.w3.org/2003/InkML">
+  <inkml:definitions>
+    <inkml:context xml:id="ctx0">
+      <inkml:inkSource xml:id="inkSrc0">
+        <inkml:traceFormat>
+          <inkml:channel name="X" type="integer" min="-2.14748E9" max="2.14748E9" units="cm"/>
+          <inkml:channel name="Y" type="integer" min="-2.14748E9" max="2.14748E9" units="cm"/>
+          <inkml:channel name="F" type="integer" max="32767" units="dev"/>
+        </inkml:traceFormat>
+        <inkml:channelProperties>
+          <inkml:channelProperty channel="X" name="resolution" value="1000" units="1/cm"/>
+          <inkml:channelProperty channel="Y" name="resolution" value="1000" units="1/cm"/>
+          <inkml:channelProperty channel="F" name="resolution" value="0" units="1/dev"/>
+        </inkml:channelProperties>
+      </inkml:inkSource>
+      <inkml:timestamp xml:id="ts0" timeString="2026-06-17T20:29:16.782"/>
+    </inkml:context>
+    <inkml:brush xml:id="br0">
+      <inkml:brushProperty name="width" value="0.05" units="cm"/>
+      <inkml:brushProperty name="height" value="0.05" units="cm"/>
+      <inkml:brushProperty name="color" value="#E71224"/>
+    </inkml:brush>
+  </inkml:definitions>
+  <inkml:trace contextRef="#ctx0" brushRef="#br0">37 52 14307,'0'0'3585,"-31"-17"-4425,28 4-1345,3 2-687,-2 1-1249</inkml:trace>
+</inkml:ink>
+</file>
+
+<file path=word/ink/ink3.xml><?xml version="1.0" encoding="utf-8"?>
+<inkml:ink xmlns:inkml="http://www.w3.org/2003/InkML">
+  <inkml:definitions>
+    <inkml:context xml:id="ctx0">
+      <inkml:inkSource xml:id="inkSrc0">
+        <inkml:traceFormat>
+          <inkml:channel name="X" type="integer" min="-2.14748E9" max="2.14748E9" units="cm"/>
+          <inkml:channel name="Y" type="integer" min="-2.14748E9" max="2.14748E9" units="cm"/>
+          <inkml:channel name="F" type="integer" max="32767" units="dev"/>
+        </inkml:traceFormat>
+        <inkml:channelProperties>
+          <inkml:channelProperty channel="X" name="resolution" value="1000" units="1/cm"/>
+          <inkml:channelProperty channel="Y" name="resolution" value="1000" units="1/cm"/>
+          <inkml:channelProperty channel="F" name="resolution" value="0" units="1/dev"/>
+        </inkml:channelProperties>
+      </inkml:inkSource>
+      <inkml:timestamp xml:id="ts0" timeString="2026-06-17T20:29:18.168"/>
+    </inkml:context>
+    <inkml:brush xml:id="br0">
+      <inkml:brushProperty name="width" value="0.05" units="cm"/>
+      <inkml:brushProperty name="height" value="0.05" units="cm"/>
+      <inkml:brushProperty name="color" value="#E71224"/>
+    </inkml:brush>
+  </inkml:definitions>
+  <inkml:trace contextRef="#ctx0" brushRef="#br0">164 21 5113,'0'0'5211,"-9"-3"-4494,-7-2 4,-1 1 0,0 1 0,0 0 0,0 2 0,0 0 0,0 0 0,-20 3 0,106 6 985,872-8-1452,-984-1-119,-20 0-3486,48 1-2064</inkml:trace>
+</inkml:ink>
+</file>
+
 <file path=word/theme/theme1.xml><?xml version="1.0" encoding="utf-8"?>
 <a:theme xmlns:a="http://schemas.openxmlformats.org/drawingml/2006/main" name="Office Theme">
   <a:themeElements>
